--- a/docs/Checklist_GoLive_Netfits.docx
+++ b/docs/Checklist_GoLive_Netfits.docx
@@ -27,7 +27,7 @@
           <w:color w:val="27272A"/>
           <w:sz w:val="22"/>
         </w:rPr>
-        <w:t>Netfits Tecnologia S.A. — Lançamento do App ao Público com Shop Externo &amp; Postback de Cashback</w:t>
+        <w:t>Netfits Fidelidade Ltda. — Lançamento do App ao Público com Shop Externo &amp; Postback de Cashback</w:t>
         <w:br/>
         <w:t>Parâmetros Definitivos: Take Rate 8,0% | CPP Acúmulo R$ 0,02 | CPP Resgate R$ 0,01 | Clube R$ 19,90/mês</w:t>
       </w:r>
